--- a/docpac_041109/Unit1Lesson4/Unit1Lesson4.docx
+++ b/docpac_041109/Unit1Lesson4/Unit1Lesson4.docx
@@ -4958,7 +4958,7 @@
           <w:sz w:val="20"/>
           <w:szCs w:val="20"/>
         </w:rPr>
-        <w:t>Week 1/</w:t>
+        <w:t>Unit1Lesson4/</w:t>
       </w:r>
     </w:p>
     <w:p>
